--- a/labs/2425/UserInput/UserInput.docx
+++ b/labs/2425/UserInput/UserInput.docx
@@ -1,6 +1,6 @@
 
 <file path=word/document.xml><?xml version="1.0" encoding="utf-8"?>
-<w:document xmlns:wpc="http://schemas.microsoft.com/office/word/2010/wordprocessingCanvas" xmlns:cx="http://schemas.microsoft.com/office/drawing/2014/chartex" xmlns:cx1="http://schemas.microsoft.com/office/drawing/2015/9/8/chartex" xmlns:cx2="http://schemas.microsoft.com/office/drawing/2015/10/21/chartex" xmlns:cx3="http://schemas.microsoft.com/office/drawing/2016/5/9/chartex" xmlns:cx4="http://schemas.microsoft.com/office/drawing/2016/5/10/chartex" xmlns:cx5="http://schemas.microsoft.com/office/drawing/2016/5/11/chartex" xmlns:cx6="http://schemas.microsoft.com/office/drawing/2016/5/12/chartex" xmlns:cx7="http://schemas.microsoft.com/office/drawing/2016/5/13/chartex" xmlns:cx8="http://schemas.microsoft.com/office/drawing/2016/5/14/chartex" xmlns:mc="http://schemas.openxmlformats.org/markup-compatibility/2006" xmlns:aink="http://schemas.microsoft.com/office/drawing/2016/ink" xmlns:am3d="http://schemas.microsoft.com/office/drawing/2017/model3d" xmlns:o="urn:schemas-microsoft-com:office:office" xmlns:r="http://schemas.openxmlformats.org/officeDocument/2006/relationships" xmlns:m="http://schemas.openxmlformats.org/officeDocument/2006/math" xmlns:v="urn:schemas-microsoft-com:vml" xmlns:wp14="http://schemas.microsoft.com/office/word/2010/wordprocessingDrawing" xmlns:wp="http://schemas.openxmlformats.org/drawingml/2006/wordprocessingDrawing" xmlns:w10="urn:schemas-microsoft-com:office:word" xmlns:w="http://schemas.openxmlformats.org/wordprocessingml/2006/main" xmlns:w14="http://schemas.microsoft.com/office/word/2010/wordml" xmlns:w15="http://schemas.microsoft.com/office/word/2012/wordml" xmlns:w16cex="http://schemas.microsoft.com/office/word/2018/wordml/cex" xmlns:w16cid="http://schemas.microsoft.com/office/word/2016/wordml/cid" xmlns:w16="http://schemas.microsoft.com/office/word/2018/wordml" xmlns:w16sdtdh="http://schemas.microsoft.com/office/word/2020/wordml/sdtdatahash" xmlns:w16se="http://schemas.microsoft.com/office/word/2015/wordml/symex" xmlns:wpg="http://schemas.microsoft.com/office/word/2010/wordprocessingGroup" xmlns:wpi="http://schemas.microsoft.com/office/word/2010/wordprocessingInk" xmlns:wne="http://schemas.microsoft.com/office/word/2006/wordml" xmlns:wps="http://schemas.microsoft.com/office/word/2010/wordprocessingShape" mc:Ignorable="w14 w15 w16se w16cid w16 w16cex w16sdtdh wp14">
+<w:document xmlns:wpc="http://schemas.microsoft.com/office/word/2010/wordprocessingCanvas" xmlns:cx="http://schemas.microsoft.com/office/drawing/2014/chartex" xmlns:cx1="http://schemas.microsoft.com/office/drawing/2015/9/8/chartex" xmlns:cx2="http://schemas.microsoft.com/office/drawing/2015/10/21/chartex" xmlns:cx3="http://schemas.microsoft.com/office/drawing/2016/5/9/chartex" xmlns:cx4="http://schemas.microsoft.com/office/drawing/2016/5/10/chartex" xmlns:cx5="http://schemas.microsoft.com/office/drawing/2016/5/11/chartex" xmlns:cx6="http://schemas.microsoft.com/office/drawing/2016/5/12/chartex" xmlns:cx7="http://schemas.microsoft.com/office/drawing/2016/5/13/chartex" xmlns:cx8="http://schemas.microsoft.com/office/drawing/2016/5/14/chartex" xmlns:mc="http://schemas.openxmlformats.org/markup-compatibility/2006" xmlns:aink="http://schemas.microsoft.com/office/drawing/2016/ink" xmlns:am3d="http://schemas.microsoft.com/office/drawing/2017/model3d" xmlns:o="urn:schemas-microsoft-com:office:office" xmlns:r="http://schemas.openxmlformats.org/officeDocument/2006/relationships" xmlns:m="http://schemas.openxmlformats.org/officeDocument/2006/math" xmlns:v="urn:schemas-microsoft-com:vml" xmlns:wp14="http://schemas.microsoft.com/office/word/2010/wordprocessingDrawing" xmlns:wp="http://schemas.openxmlformats.org/drawingml/2006/wordprocessingDrawing" xmlns:w10="urn:schemas-microsoft-com:office:word" xmlns:w="http://schemas.openxmlformats.org/wordprocessingml/2006/main" xmlns:w14="http://schemas.microsoft.com/office/word/2010/wordml" xmlns:w15="http://schemas.microsoft.com/office/word/2012/wordml" xmlns:w16cex="http://schemas.microsoft.com/office/word/2018/wordml/cex" xmlns:w16cid="http://schemas.microsoft.com/office/word/2016/wordml/cid" xmlns:w16="http://schemas.microsoft.com/office/word/2018/wordml" xmlns:w16se="http://schemas.microsoft.com/office/word/2015/wordml/symex" xmlns:wpg="http://schemas.microsoft.com/office/word/2010/wordprocessingGroup" xmlns:wpi="http://schemas.microsoft.com/office/word/2010/wordprocessingInk" xmlns:wne="http://schemas.microsoft.com/office/word/2006/wordml" xmlns:wps="http://schemas.microsoft.com/office/word/2010/wordprocessingShape" mc:Ignorable="w14 w15 w16se w16cid w16 w16cex wp14">
   <w:background w:color="FFFFFF"/>
   <w:body>
     <w:p>
@@ -313,39 +313,7 @@
                 <w:rFonts w:ascii="Calibri" w:hAnsi="Calibri" w:cs="Calibri"/>
                 <w:color w:val="000000"/>
               </w:rPr>
-              <w:t xml:space="preserve">Consider a class file called </w:t>
-            </w:r>
-            <w:proofErr w:type="spellStart"/>
-            <w:r>
-              <w:rPr>
-                <w:rFonts w:ascii="Calibri" w:hAnsi="Calibri" w:cs="Calibri"/>
-                <w:color w:val="000000"/>
-              </w:rPr>
-              <w:t>UserInput</w:t>
-            </w:r>
-            <w:proofErr w:type="spellEnd"/>
-            <w:r>
-              <w:rPr>
-                <w:rFonts w:ascii="Calibri" w:hAnsi="Calibri" w:cs="Calibri"/>
-                <w:color w:val="000000"/>
-              </w:rPr>
-              <w:t xml:space="preserve"> which can accept user input from the user using a Scanner.  In the space below, write the </w:t>
-            </w:r>
-            <w:proofErr w:type="spellStart"/>
-            <w:r>
-              <w:rPr>
-                <w:rFonts w:ascii="Calibri" w:hAnsi="Calibri" w:cs="Calibri"/>
-                <w:color w:val="000000"/>
-              </w:rPr>
-              <w:t>UserInput</w:t>
-            </w:r>
-            <w:proofErr w:type="spellEnd"/>
-            <w:r>
-              <w:rPr>
-                <w:rFonts w:ascii="Calibri" w:hAnsi="Calibri" w:cs="Calibri"/>
-                <w:color w:val="000000"/>
-              </w:rPr>
-              <w:t xml:space="preserve"> class.  The class should include the required imports and declare and initialize a new Scanner object.</w:t>
+              <w:t>Consider a class file called UserInput which can accept user input from the user using a Scanner.  In the space below, write the UserInput class.  The class should include the required imports and declare and initialize a new Scanner object.</w:t>
             </w:r>
           </w:p>
         </w:tc>
@@ -493,23 +461,7 @@
                 <w:rFonts w:ascii="Calibri" w:hAnsi="Calibri" w:cs="Calibri"/>
                 <w:color w:val="auto"/>
               </w:rPr>
-              <w:t xml:space="preserve">Using the </w:t>
-            </w:r>
-            <w:proofErr w:type="gramStart"/>
-            <w:r>
-              <w:rPr>
-                <w:rFonts w:ascii="Calibri" w:hAnsi="Calibri" w:cs="Calibri"/>
-                <w:color w:val="auto"/>
-              </w:rPr>
-              <w:t>Scanner</w:t>
-            </w:r>
-            <w:proofErr w:type="gramEnd"/>
-            <w:r>
-              <w:rPr>
-                <w:rFonts w:ascii="Calibri" w:hAnsi="Calibri" w:cs="Calibri"/>
-                <w:color w:val="auto"/>
-              </w:rPr>
-              <w:t xml:space="preserve"> you declared above write code that could be used to prompt the user for two integers between 4 (inclusive) and 12 (inclusive).  The numbers provided correspond to the number of sides on a given die.  Now, write co</w:t>
+              <w:t>Using the Scanner you declared above write code that could be used to prompt the user for two integers between 4 (inclusive) and 12 (inclusive).  The numbers provided correspond to the number of sides on a given die.  Now, write co</w:t>
             </w:r>
             <w:r>
               <w:rPr>
@@ -924,61 +876,29 @@
               <w:pStyle w:val="TableContents"/>
             </w:pPr>
           </w:p>
+          <w:p>
+            <w:pPr>
+              <w:pStyle w:val="TableContents"/>
+            </w:pPr>
+          </w:p>
+          <w:p>
+            <w:pPr>
+              <w:pStyle w:val="TableContents"/>
+            </w:pPr>
+          </w:p>
+          <w:p>
+            <w:pPr>
+              <w:pStyle w:val="TableContents"/>
+            </w:pPr>
+          </w:p>
+          <w:p>
+            <w:pPr>
+              <w:pStyle w:val="TableContents"/>
+            </w:pPr>
+          </w:p>
         </w:tc>
       </w:tr>
     </w:tbl>
-    <w:p>
-      <w:pPr>
-        <w:pStyle w:val="ListParagraph"/>
-        <w:ind w:left="0"/>
-        <w:rPr>
-          <w:rFonts w:ascii="Calibri" w:hAnsi="Calibri" w:cs="Calibri"/>
-          <w:b/>
-          <w:color w:val="ED7D31"/>
-          <w:sz w:val="28"/>
-          <w:szCs w:val="28"/>
-        </w:rPr>
-      </w:pPr>
-    </w:p>
-    <w:p>
-      <w:pPr>
-        <w:pStyle w:val="ListParagraph"/>
-        <w:ind w:left="0"/>
-        <w:rPr>
-          <w:rFonts w:ascii="Calibri" w:hAnsi="Calibri" w:cs="Calibri"/>
-          <w:b/>
-          <w:color w:val="ED7D31"/>
-          <w:sz w:val="28"/>
-          <w:szCs w:val="28"/>
-        </w:rPr>
-      </w:pPr>
-    </w:p>
-    <w:p>
-      <w:pPr>
-        <w:pStyle w:val="ListParagraph"/>
-        <w:ind w:left="0"/>
-        <w:rPr>
-          <w:rFonts w:ascii="Calibri" w:hAnsi="Calibri" w:cs="Calibri"/>
-          <w:b/>
-          <w:color w:val="ED7D31"/>
-          <w:sz w:val="28"/>
-          <w:szCs w:val="28"/>
-        </w:rPr>
-      </w:pPr>
-    </w:p>
-    <w:p>
-      <w:pPr>
-        <w:pStyle w:val="ListParagraph"/>
-        <w:ind w:left="0"/>
-        <w:rPr>
-          <w:rFonts w:ascii="Calibri" w:hAnsi="Calibri" w:cs="Calibri"/>
-          <w:b/>
-          <w:color w:val="ED7D31"/>
-          <w:sz w:val="28"/>
-          <w:szCs w:val="28"/>
-        </w:rPr>
-      </w:pPr>
-    </w:p>
     <w:p>
       <w:pPr>
         <w:pStyle w:val="ListParagraph"/>
@@ -1009,18 +929,7 @@
           <w:sz w:val="28"/>
           <w:szCs w:val="28"/>
         </w:rPr>
-        <w:lastRenderedPageBreak/>
-        <w:t xml:space="preserve">Write a </w:t>
-      </w:r>
-      <w:r>
-        <w:rPr>
-          <w:rFonts w:ascii="Calibri" w:hAnsi="Calibri" w:cs="Calibri"/>
-          <w:b/>
-          <w:color w:val="ED7D31"/>
-          <w:sz w:val="28"/>
-          <w:szCs w:val="28"/>
-        </w:rPr>
-        <w:t>swap algorithm</w:t>
+        <w:t>Write a swap algorithm</w:t>
       </w:r>
     </w:p>
     <w:p>
@@ -1072,23 +981,7 @@
                 <w:rFonts w:ascii="Calibri" w:hAnsi="Calibri" w:cs="Calibri"/>
                 <w:color w:val="auto"/>
               </w:rPr>
-              <w:t xml:space="preserve">Using the </w:t>
-            </w:r>
-            <w:proofErr w:type="gramStart"/>
-            <w:r>
-              <w:rPr>
-                <w:rFonts w:ascii="Calibri" w:hAnsi="Calibri" w:cs="Calibri"/>
-                <w:color w:val="auto"/>
-              </w:rPr>
-              <w:t>Scanner</w:t>
-            </w:r>
-            <w:proofErr w:type="gramEnd"/>
-            <w:r>
-              <w:rPr>
-                <w:rFonts w:ascii="Calibri" w:hAnsi="Calibri" w:cs="Calibri"/>
-                <w:color w:val="auto"/>
-              </w:rPr>
-              <w:t xml:space="preserve"> you declared above write code that could be used to prompt the user for two integers between </w:t>
+              <w:t xml:space="preserve">Using the Scanner you declared above write code that could be used to prompt the user for two integers between </w:t>
             </w:r>
             <w:r>
               <w:rPr>
@@ -1453,14 +1346,7 @@
                       <w:rFonts w:ascii="Calibri" w:hAnsi="Calibri" w:cs="Calibri"/>
                       <w:color w:val="auto"/>
                     </w:rPr>
-                    <w:t>8</w:t>
-                  </w:r>
-                  <w:r>
-                    <w:rPr>
-                      <w:rFonts w:ascii="Calibri" w:hAnsi="Calibri" w:cs="Calibri"/>
-                      <w:color w:val="auto"/>
-                    </w:rPr>
-                    <w:t>0</w:t>
+                    <w:t>80</w:t>
                   </w:r>
                 </w:p>
               </w:tc>
@@ -1863,29 +1749,7 @@
       <w:pPr>
         <w:pStyle w:val="BodyText"/>
         <w:spacing w:after="0" w:line="240" w:lineRule="auto"/>
-        <w:rPr>
-          <w:rFonts w:ascii="Calibri" w:eastAsia="Ubuntu" w:hAnsi="Calibri" w:cs="Calibri"/>
-          <w:b/>
-          <w:bCs/>
-          <w:color w:val="F58220"/>
-          <w:sz w:val="28"/>
-          <w:szCs w:val="28"/>
-        </w:rPr>
       </w:pPr>
-    </w:p>
-    <w:p>
-      <w:pPr>
-        <w:pStyle w:val="BodyText"/>
-        <w:spacing w:after="0" w:line="240" w:lineRule="auto"/>
-      </w:pPr>
-      <w:r>
-        <w:rPr>
-          <w:rFonts w:ascii="Calibri" w:eastAsia="Ubuntu" w:hAnsi="Calibri" w:cs="Calibri"/>
-          <w:bCs/>
-          <w:color w:val="000000"/>
-        </w:rPr>
-        <w:t>Write code that could be used to prompt the user for at least 5 pieces of information.  The information you collect, must include the following data types:  String, int, double</w:t>
-      </w:r>
     </w:p>
     <w:tbl>
       <w:tblPr>
@@ -1903,6 +1767,37 @@
       <w:tblGrid>
         <w:gridCol w:w="9364"/>
       </w:tblGrid>
+      <w:tr>
+        <w:trPr>
+          <w:trHeight w:val="23"/>
+        </w:trPr>
+        <w:tc>
+          <w:tcPr>
+            <w:tcW w:w="9364" w:type="dxa"/>
+            <w:tcBorders>
+              <w:top w:val="single" w:sz="1" w:space="0" w:color="000000"/>
+              <w:left w:val="single" w:sz="1" w:space="0" w:color="000000"/>
+              <w:bottom w:val="single" w:sz="1" w:space="0" w:color="000000"/>
+              <w:right w:val="single" w:sz="1" w:space="0" w:color="000000"/>
+            </w:tcBorders>
+            <w:shd w:val="clear" w:color="auto" w:fill="auto"/>
+          </w:tcPr>
+          <w:p>
+            <w:pPr>
+              <w:pStyle w:val="TableContents"/>
+              <w:spacing w:line="240" w:lineRule="auto"/>
+            </w:pPr>
+            <w:r>
+              <w:rPr>
+                <w:rFonts w:ascii="Calibri" w:eastAsia="Ubuntu" w:hAnsi="Calibri" w:cs="Calibri"/>
+                <w:bCs/>
+                <w:color w:val="000000"/>
+              </w:rPr>
+              <w:t>Write code that could be used to prompt the user for at least 5 pieces of information.  The information you collect, must include the following data types:  String, int, double</w:t>
+            </w:r>
+          </w:p>
+        </w:tc>
+      </w:tr>
       <w:tr>
         <w:tc>
           <w:tcPr>
@@ -1925,78 +1820,70 @@
           <w:p>
             <w:pPr>
               <w:pStyle w:val="TableContents"/>
+              <w:snapToGrid w:val="0"/>
               <w:spacing w:line="240" w:lineRule="auto"/>
             </w:pPr>
           </w:p>
           <w:p>
             <w:pPr>
               <w:pStyle w:val="TableContents"/>
+              <w:snapToGrid w:val="0"/>
               <w:spacing w:line="240" w:lineRule="auto"/>
             </w:pPr>
           </w:p>
           <w:p>
             <w:pPr>
               <w:pStyle w:val="TableContents"/>
+              <w:snapToGrid w:val="0"/>
               <w:spacing w:line="240" w:lineRule="auto"/>
             </w:pPr>
           </w:p>
           <w:p>
             <w:pPr>
               <w:pStyle w:val="TableContents"/>
+              <w:snapToGrid w:val="0"/>
               <w:spacing w:line="240" w:lineRule="auto"/>
             </w:pPr>
           </w:p>
           <w:p>
             <w:pPr>
               <w:pStyle w:val="TableContents"/>
+              <w:snapToGrid w:val="0"/>
               <w:spacing w:line="240" w:lineRule="auto"/>
             </w:pPr>
           </w:p>
           <w:p>
             <w:pPr>
               <w:pStyle w:val="TableContents"/>
+              <w:snapToGrid w:val="0"/>
               <w:spacing w:line="240" w:lineRule="auto"/>
             </w:pPr>
           </w:p>
           <w:p>
             <w:pPr>
               <w:pStyle w:val="TableContents"/>
+              <w:snapToGrid w:val="0"/>
               <w:spacing w:line="240" w:lineRule="auto"/>
             </w:pPr>
           </w:p>
           <w:p>
             <w:pPr>
               <w:pStyle w:val="TableContents"/>
+              <w:snapToGrid w:val="0"/>
               <w:spacing w:line="240" w:lineRule="auto"/>
             </w:pPr>
           </w:p>
           <w:p>
             <w:pPr>
               <w:pStyle w:val="TableContents"/>
+              <w:snapToGrid w:val="0"/>
               <w:spacing w:line="240" w:lineRule="auto"/>
             </w:pPr>
           </w:p>
           <w:p>
             <w:pPr>
               <w:pStyle w:val="TableContents"/>
-              <w:spacing w:line="240" w:lineRule="auto"/>
-            </w:pPr>
-          </w:p>
-          <w:p>
-            <w:pPr>
-              <w:pStyle w:val="TableContents"/>
-              <w:spacing w:line="240" w:lineRule="auto"/>
-            </w:pPr>
-          </w:p>
-          <w:p>
-            <w:pPr>
-              <w:pStyle w:val="TableContents"/>
-              <w:spacing w:line="240" w:lineRule="auto"/>
-            </w:pPr>
-          </w:p>
-          <w:p>
-            <w:pPr>
-              <w:pStyle w:val="TableContents"/>
+              <w:snapToGrid w:val="0"/>
               <w:spacing w:line="240" w:lineRule="auto"/>
             </w:pPr>
           </w:p>
@@ -2036,7 +1923,6 @@
           <w:sz w:val="28"/>
           <w:szCs w:val="28"/>
         </w:rPr>
-        <w:lastRenderedPageBreak/>
         <w:t>Receive Credit for this lab guide</w:t>
       </w:r>
     </w:p>
@@ -2060,7 +1946,21 @@
           <w:rFonts w:ascii="Calibri" w:eastAsia="Ubuntu" w:hAnsi="Calibri" w:cs="Calibri"/>
           <w:color w:val="000000"/>
         </w:rPr>
-        <w:t xml:space="preserve">Submit this portion of the lab to Pluska to receive credit for the lab guide.  Once received, your completed code challenges will also be graded and will count towards your final lab grade. </w:t>
+        <w:t xml:space="preserve">Submit this portion of the lab to </w:t>
+      </w:r>
+      <w:r>
+        <w:rPr>
+          <w:rFonts w:ascii="Calibri" w:eastAsia="Ubuntu" w:hAnsi="Calibri" w:cs="Calibri"/>
+          <w:color w:val="000000"/>
+        </w:rPr>
+        <w:t>Google Classroom</w:t>
+      </w:r>
+      <w:r>
+        <w:rPr>
+          <w:rFonts w:ascii="Calibri" w:eastAsia="Ubuntu" w:hAnsi="Calibri" w:cs="Calibri"/>
+          <w:color w:val="000000"/>
+        </w:rPr>
+        <w:t xml:space="preserve"> to receive credit for the lab guide.  Once received, your completed code challenges will also be graded and will count towards your final lab grade. </w:t>
       </w:r>
     </w:p>
     <w:p>
@@ -2070,7 +1970,9 @@
     </w:p>
     <w:sectPr>
       <w:headerReference w:type="default" r:id="rId9"/>
-      <w:headerReference w:type="first" r:id="rId10"/>
+      <w:footerReference w:type="default" r:id="rId10"/>
+      <w:headerReference w:type="first" r:id="rId11"/>
+      <w:footerReference w:type="first" r:id="rId12"/>
       <w:pgSz w:w="12240" w:h="15840"/>
       <w:pgMar w:top="630" w:right="1440" w:bottom="777" w:left="1440" w:header="0" w:footer="720" w:gutter="0"/>
       <w:pgNumType w:start="1"/>
@@ -2083,7 +1985,7 @@
 </file>
 
 <file path=word/endnotes.xml><?xml version="1.0" encoding="utf-8"?>
-<w:endnotes xmlns:wpc="http://schemas.microsoft.com/office/word/2010/wordprocessingCanvas" xmlns:cx="http://schemas.microsoft.com/office/drawing/2014/chartex" xmlns:cx1="http://schemas.microsoft.com/office/drawing/2015/9/8/chartex" xmlns:cx2="http://schemas.microsoft.com/office/drawing/2015/10/21/chartex" xmlns:cx3="http://schemas.microsoft.com/office/drawing/2016/5/9/chartex" xmlns:cx4="http://schemas.microsoft.com/office/drawing/2016/5/10/chartex" xmlns:cx5="http://schemas.microsoft.com/office/drawing/2016/5/11/chartex" xmlns:cx6="http://schemas.microsoft.com/office/drawing/2016/5/12/chartex" xmlns:cx7="http://schemas.microsoft.com/office/drawing/2016/5/13/chartex" xmlns:cx8="http://schemas.microsoft.com/office/drawing/2016/5/14/chartex" xmlns:mc="http://schemas.openxmlformats.org/markup-compatibility/2006" xmlns:aink="http://schemas.microsoft.com/office/drawing/2016/ink" xmlns:am3d="http://schemas.microsoft.com/office/drawing/2017/model3d" xmlns:o="urn:schemas-microsoft-com:office:office" xmlns:r="http://schemas.openxmlformats.org/officeDocument/2006/relationships" xmlns:m="http://schemas.openxmlformats.org/officeDocument/2006/math" xmlns:v="urn:schemas-microsoft-com:vml" xmlns:wp14="http://schemas.microsoft.com/office/word/2010/wordprocessingDrawing" xmlns:wp="http://schemas.openxmlformats.org/drawingml/2006/wordprocessingDrawing" xmlns:w10="urn:schemas-microsoft-com:office:word" xmlns:w="http://schemas.openxmlformats.org/wordprocessingml/2006/main" xmlns:w14="http://schemas.microsoft.com/office/word/2010/wordml" xmlns:w15="http://schemas.microsoft.com/office/word/2012/wordml" xmlns:w16cex="http://schemas.microsoft.com/office/word/2018/wordml/cex" xmlns:w16cid="http://schemas.microsoft.com/office/word/2016/wordml/cid" xmlns:w16="http://schemas.microsoft.com/office/word/2018/wordml" xmlns:w16sdtdh="http://schemas.microsoft.com/office/word/2020/wordml/sdtdatahash" xmlns:w16se="http://schemas.microsoft.com/office/word/2015/wordml/symex" xmlns:wpg="http://schemas.microsoft.com/office/word/2010/wordprocessingGroup" xmlns:wpi="http://schemas.microsoft.com/office/word/2010/wordprocessingInk" xmlns:wne="http://schemas.microsoft.com/office/word/2006/wordml" xmlns:wps="http://schemas.microsoft.com/office/word/2010/wordprocessingShape" mc:Ignorable="w14 w15 w16se w16cid w16 w16cex w16sdtdh wp14">
+<w:endnotes xmlns:wpc="http://schemas.microsoft.com/office/word/2010/wordprocessingCanvas" xmlns:cx="http://schemas.microsoft.com/office/drawing/2014/chartex" xmlns:cx1="http://schemas.microsoft.com/office/drawing/2015/9/8/chartex" xmlns:cx2="http://schemas.microsoft.com/office/drawing/2015/10/21/chartex" xmlns:cx3="http://schemas.microsoft.com/office/drawing/2016/5/9/chartex" xmlns:cx4="http://schemas.microsoft.com/office/drawing/2016/5/10/chartex" xmlns:cx5="http://schemas.microsoft.com/office/drawing/2016/5/11/chartex" xmlns:cx6="http://schemas.microsoft.com/office/drawing/2016/5/12/chartex" xmlns:cx7="http://schemas.microsoft.com/office/drawing/2016/5/13/chartex" xmlns:cx8="http://schemas.microsoft.com/office/drawing/2016/5/14/chartex" xmlns:mc="http://schemas.openxmlformats.org/markup-compatibility/2006" xmlns:aink="http://schemas.microsoft.com/office/drawing/2016/ink" xmlns:am3d="http://schemas.microsoft.com/office/drawing/2017/model3d" xmlns:o="urn:schemas-microsoft-com:office:office" xmlns:r="http://schemas.openxmlformats.org/officeDocument/2006/relationships" xmlns:m="http://schemas.openxmlformats.org/officeDocument/2006/math" xmlns:v="urn:schemas-microsoft-com:vml" xmlns:wp14="http://schemas.microsoft.com/office/word/2010/wordprocessingDrawing" xmlns:wp="http://schemas.openxmlformats.org/drawingml/2006/wordprocessingDrawing" xmlns:w10="urn:schemas-microsoft-com:office:word" xmlns:w="http://schemas.openxmlformats.org/wordprocessingml/2006/main" xmlns:w14="http://schemas.microsoft.com/office/word/2010/wordml" xmlns:w15="http://schemas.microsoft.com/office/word/2012/wordml" xmlns:w16cex="http://schemas.microsoft.com/office/word/2018/wordml/cex" xmlns:w16cid="http://schemas.microsoft.com/office/word/2016/wordml/cid" xmlns:w16="http://schemas.microsoft.com/office/word/2018/wordml" xmlns:w16se="http://schemas.microsoft.com/office/word/2015/wordml/symex" xmlns:wpg="http://schemas.microsoft.com/office/word/2010/wordprocessingGroup" xmlns:wpi="http://schemas.microsoft.com/office/word/2010/wordprocessingInk" xmlns:wne="http://schemas.microsoft.com/office/word/2006/wordml" xmlns:wps="http://schemas.microsoft.com/office/word/2010/wordprocessingShape" mc:Ignorable="w14 w15 w16se w16cid w16 w16cex wp14">
   <w:endnote w:type="separator" w:id="-1">
     <w:p>
       <w:pPr>
@@ -2107,8 +2009,170 @@
 </w:endnotes>
 </file>
 
+<file path=word/footer1.xml><?xml version="1.0" encoding="utf-8"?>
+<w:ftr xmlns:wpc="http://schemas.microsoft.com/office/word/2010/wordprocessingCanvas" xmlns:cx="http://schemas.microsoft.com/office/drawing/2014/chartex" xmlns:cx1="http://schemas.microsoft.com/office/drawing/2015/9/8/chartex" xmlns:cx2="http://schemas.microsoft.com/office/drawing/2015/10/21/chartex" xmlns:cx3="http://schemas.microsoft.com/office/drawing/2016/5/9/chartex" xmlns:cx4="http://schemas.microsoft.com/office/drawing/2016/5/10/chartex" xmlns:cx5="http://schemas.microsoft.com/office/drawing/2016/5/11/chartex" xmlns:cx6="http://schemas.microsoft.com/office/drawing/2016/5/12/chartex" xmlns:cx7="http://schemas.microsoft.com/office/drawing/2016/5/13/chartex" xmlns:cx8="http://schemas.microsoft.com/office/drawing/2016/5/14/chartex" xmlns:mc="http://schemas.openxmlformats.org/markup-compatibility/2006" xmlns:aink="http://schemas.microsoft.com/office/drawing/2016/ink" xmlns:am3d="http://schemas.microsoft.com/office/drawing/2017/model3d" xmlns:o="urn:schemas-microsoft-com:office:office" xmlns:r="http://schemas.openxmlformats.org/officeDocument/2006/relationships" xmlns:m="http://schemas.openxmlformats.org/officeDocument/2006/math" xmlns:v="urn:schemas-microsoft-com:vml" xmlns:wp14="http://schemas.microsoft.com/office/word/2010/wordprocessingDrawing" xmlns:wp="http://schemas.openxmlformats.org/drawingml/2006/wordprocessingDrawing" xmlns:w10="urn:schemas-microsoft-com:office:word" xmlns:w="http://schemas.openxmlformats.org/wordprocessingml/2006/main" xmlns:w14="http://schemas.microsoft.com/office/word/2010/wordml" xmlns:w15="http://schemas.microsoft.com/office/word/2012/wordml" xmlns:w16cex="http://schemas.microsoft.com/office/word/2018/wordml/cex" xmlns:w16cid="http://schemas.microsoft.com/office/word/2016/wordml/cid" xmlns:w16="http://schemas.microsoft.com/office/word/2018/wordml" xmlns:w16se="http://schemas.microsoft.com/office/word/2015/wordml/symex" xmlns:wpg="http://schemas.microsoft.com/office/word/2010/wordprocessingGroup" xmlns:wpi="http://schemas.microsoft.com/office/word/2010/wordprocessingInk" xmlns:wne="http://schemas.microsoft.com/office/word/2006/wordml" xmlns:wps="http://schemas.microsoft.com/office/word/2010/wordprocessingShape" mc:Ignorable="w14 w15 w16se w16cid w16 w16cex wp14">
+  <w:p>
+    <w:pPr>
+      <w:pBdr>
+        <w:bottom w:val="single" w:sz="4" w:space="2" w:color="000000" w:shadow="1"/>
+      </w:pBdr>
+      <w:tabs>
+        <w:tab w:val="center" w:pos="4986"/>
+        <w:tab w:val="right" w:pos="9972"/>
+      </w:tabs>
+      <w:rPr>
+        <w:rFonts w:eastAsia="Liberation Serif" w:cs="Liberation Serif"/>
+        <w:color w:val="000000"/>
+      </w:rPr>
+    </w:pPr>
+  </w:p>
+  <w:p>
+    <w:pPr>
+      <w:pStyle w:val="Footer"/>
+      <w:rPr>
+        <w:rFonts w:asciiTheme="majorHAnsi" w:hAnsiTheme="majorHAnsi" w:cstheme="majorHAnsi"/>
+        <w:color w:val="808080" w:themeColor="background1" w:themeShade="80"/>
+      </w:rPr>
+    </w:pPr>
+    <w:r>
+      <w:rPr>
+        <w:rFonts w:asciiTheme="majorHAnsi" w:hAnsiTheme="majorHAnsi" w:cstheme="majorHAnsi"/>
+        <w:b/>
+        <w:color w:val="F58220"/>
+      </w:rPr>
+      <w:t xml:space="preserve">SC:  </w:t>
+    </w:r>
+    <w:r>
+      <w:rPr>
+        <w:rFonts w:asciiTheme="majorHAnsi" w:hAnsiTheme="majorHAnsi" w:cstheme="majorHAnsi"/>
+        <w:color w:val="808080" w:themeColor="background1" w:themeShade="80"/>
+      </w:rPr>
+      <w:t>I can create interactive programs that collect, store, and use keyboard input</w:t>
+    </w:r>
+  </w:p>
+  <w:p>
+    <w:pPr>
+      <w:pStyle w:val="Footer"/>
+      <w:rPr>
+        <w:rFonts w:asciiTheme="majorHAnsi" w:hAnsiTheme="majorHAnsi" w:cstheme="majorHAnsi"/>
+      </w:rPr>
+    </w:pPr>
+    <w:r>
+      <w:rPr>
+        <w:rFonts w:asciiTheme="majorHAnsi" w:hAnsiTheme="majorHAnsi" w:cstheme="majorHAnsi"/>
+        <w:bCs/>
+        <w:color w:val="808080"/>
+      </w:rPr>
+      <w:t xml:space="preserve">© The </w:t>
+    </w:r>
+    <w:r>
+      <w:rPr>
+        <w:rFonts w:ascii="Cooper Black" w:hAnsi="Cooper Black" w:cstheme="majorHAnsi"/>
+        <w:b/>
+        <w:color w:val="00B050"/>
+      </w:rPr>
+      <w:t>learn</w:t>
+    </w:r>
+    <w:r>
+      <w:rPr>
+        <w:rFonts w:asciiTheme="majorHAnsi" w:hAnsiTheme="majorHAnsi" w:cstheme="majorHAnsi"/>
+        <w:bCs/>
+        <w:color w:val="808080"/>
+      </w:rPr>
+      <w:t xml:space="preserve"> Project</w:t>
+    </w:r>
+  </w:p>
+  <w:p>
+    <w:pPr>
+      <w:pStyle w:val="Footer"/>
+    </w:pPr>
+  </w:p>
+</w:ftr>
+</file>
+
+<file path=word/footer2.xml><?xml version="1.0" encoding="utf-8"?>
+<w:ftr xmlns:wpc="http://schemas.microsoft.com/office/word/2010/wordprocessingCanvas" xmlns:cx="http://schemas.microsoft.com/office/drawing/2014/chartex" xmlns:cx1="http://schemas.microsoft.com/office/drawing/2015/9/8/chartex" xmlns:cx2="http://schemas.microsoft.com/office/drawing/2015/10/21/chartex" xmlns:cx3="http://schemas.microsoft.com/office/drawing/2016/5/9/chartex" xmlns:cx4="http://schemas.microsoft.com/office/drawing/2016/5/10/chartex" xmlns:cx5="http://schemas.microsoft.com/office/drawing/2016/5/11/chartex" xmlns:cx6="http://schemas.microsoft.com/office/drawing/2016/5/12/chartex" xmlns:cx7="http://schemas.microsoft.com/office/drawing/2016/5/13/chartex" xmlns:cx8="http://schemas.microsoft.com/office/drawing/2016/5/14/chartex" xmlns:mc="http://schemas.openxmlformats.org/markup-compatibility/2006" xmlns:aink="http://schemas.microsoft.com/office/drawing/2016/ink" xmlns:am3d="http://schemas.microsoft.com/office/drawing/2017/model3d" xmlns:o="urn:schemas-microsoft-com:office:office" xmlns:r="http://schemas.openxmlformats.org/officeDocument/2006/relationships" xmlns:m="http://schemas.openxmlformats.org/officeDocument/2006/math" xmlns:v="urn:schemas-microsoft-com:vml" xmlns:wp14="http://schemas.microsoft.com/office/word/2010/wordprocessingDrawing" xmlns:wp="http://schemas.openxmlformats.org/drawingml/2006/wordprocessingDrawing" xmlns:w10="urn:schemas-microsoft-com:office:word" xmlns:w="http://schemas.openxmlformats.org/wordprocessingml/2006/main" xmlns:w14="http://schemas.microsoft.com/office/word/2010/wordml" xmlns:w15="http://schemas.microsoft.com/office/word/2012/wordml" xmlns:w16cex="http://schemas.microsoft.com/office/word/2018/wordml/cex" xmlns:w16cid="http://schemas.microsoft.com/office/word/2016/wordml/cid" xmlns:w16="http://schemas.microsoft.com/office/word/2018/wordml" xmlns:w16se="http://schemas.microsoft.com/office/word/2015/wordml/symex" xmlns:wpg="http://schemas.microsoft.com/office/word/2010/wordprocessingGroup" xmlns:wpi="http://schemas.microsoft.com/office/word/2010/wordprocessingInk" xmlns:wne="http://schemas.microsoft.com/office/word/2006/wordml" xmlns:wps="http://schemas.microsoft.com/office/word/2010/wordprocessingShape" mc:Ignorable="w14 w15 w16se w16cid w16 w16cex wp14">
+  <w:p>
+    <w:pPr>
+      <w:pBdr>
+        <w:bottom w:val="single" w:sz="4" w:space="2" w:color="000000" w:shadow="1"/>
+      </w:pBdr>
+      <w:tabs>
+        <w:tab w:val="center" w:pos="4986"/>
+        <w:tab w:val="right" w:pos="9972"/>
+      </w:tabs>
+      <w:rPr>
+        <w:rFonts w:eastAsia="Liberation Serif" w:cs="Liberation Serif"/>
+        <w:color w:val="000000"/>
+      </w:rPr>
+    </w:pPr>
+  </w:p>
+  <w:p>
+    <w:pPr>
+      <w:pStyle w:val="Footer"/>
+      <w:rPr>
+        <w:rFonts w:asciiTheme="majorHAnsi" w:hAnsiTheme="majorHAnsi" w:cstheme="majorHAnsi"/>
+        <w:color w:val="808080" w:themeColor="background1" w:themeShade="80"/>
+      </w:rPr>
+    </w:pPr>
+    <w:r>
+      <w:rPr>
+        <w:rFonts w:asciiTheme="majorHAnsi" w:hAnsiTheme="majorHAnsi" w:cstheme="majorHAnsi"/>
+        <w:b/>
+        <w:color w:val="F58220"/>
+      </w:rPr>
+      <w:t xml:space="preserve">SC:  </w:t>
+    </w:r>
+    <w:r>
+      <w:rPr>
+        <w:rFonts w:asciiTheme="majorHAnsi" w:hAnsiTheme="majorHAnsi" w:cstheme="majorHAnsi"/>
+        <w:color w:val="808080" w:themeColor="background1" w:themeShade="80"/>
+      </w:rPr>
+      <w:t>I can create interactive programs that collect, store, and use keyboard input</w:t>
+    </w:r>
+  </w:p>
+  <w:p>
+    <w:pPr>
+      <w:pStyle w:val="Footer"/>
+      <w:rPr>
+        <w:rFonts w:asciiTheme="majorHAnsi" w:hAnsiTheme="majorHAnsi" w:cstheme="majorHAnsi"/>
+      </w:rPr>
+    </w:pPr>
+    <w:r>
+      <w:rPr>
+        <w:rFonts w:asciiTheme="majorHAnsi" w:hAnsiTheme="majorHAnsi" w:cstheme="majorHAnsi"/>
+        <w:bCs/>
+        <w:color w:val="808080"/>
+      </w:rPr>
+      <w:t xml:space="preserve">© The </w:t>
+    </w:r>
+    <w:r>
+      <w:rPr>
+        <w:rFonts w:ascii="Cooper Black" w:hAnsi="Cooper Black" w:cstheme="majorHAnsi"/>
+        <w:b/>
+        <w:color w:val="00B050"/>
+      </w:rPr>
+      <w:t>learn</w:t>
+    </w:r>
+    <w:r>
+      <w:rPr>
+        <w:rFonts w:asciiTheme="majorHAnsi" w:hAnsiTheme="majorHAnsi" w:cstheme="majorHAnsi"/>
+        <w:bCs/>
+        <w:color w:val="808080"/>
+      </w:rPr>
+      <w:t xml:space="preserve"> Project</w:t>
+    </w:r>
+  </w:p>
+  <w:p>
+    <w:pPr>
+      <w:pStyle w:val="Footer"/>
+    </w:pPr>
+  </w:p>
+</w:ftr>
+</file>
+
 <file path=word/footnotes.xml><?xml version="1.0" encoding="utf-8"?>
-<w:footnotes xmlns:wpc="http://schemas.microsoft.com/office/word/2010/wordprocessingCanvas" xmlns:cx="http://schemas.microsoft.com/office/drawing/2014/chartex" xmlns:cx1="http://schemas.microsoft.com/office/drawing/2015/9/8/chartex" xmlns:cx2="http://schemas.microsoft.com/office/drawing/2015/10/21/chartex" xmlns:cx3="http://schemas.microsoft.com/office/drawing/2016/5/9/chartex" xmlns:cx4="http://schemas.microsoft.com/office/drawing/2016/5/10/chartex" xmlns:cx5="http://schemas.microsoft.com/office/drawing/2016/5/11/chartex" xmlns:cx6="http://schemas.microsoft.com/office/drawing/2016/5/12/chartex" xmlns:cx7="http://schemas.microsoft.com/office/drawing/2016/5/13/chartex" xmlns:cx8="http://schemas.microsoft.com/office/drawing/2016/5/14/chartex" xmlns:mc="http://schemas.openxmlformats.org/markup-compatibility/2006" xmlns:aink="http://schemas.microsoft.com/office/drawing/2016/ink" xmlns:am3d="http://schemas.microsoft.com/office/drawing/2017/model3d" xmlns:o="urn:schemas-microsoft-com:office:office" xmlns:r="http://schemas.openxmlformats.org/officeDocument/2006/relationships" xmlns:m="http://schemas.openxmlformats.org/officeDocument/2006/math" xmlns:v="urn:schemas-microsoft-com:vml" xmlns:wp14="http://schemas.microsoft.com/office/word/2010/wordprocessingDrawing" xmlns:wp="http://schemas.openxmlformats.org/drawingml/2006/wordprocessingDrawing" xmlns:w10="urn:schemas-microsoft-com:office:word" xmlns:w="http://schemas.openxmlformats.org/wordprocessingml/2006/main" xmlns:w14="http://schemas.microsoft.com/office/word/2010/wordml" xmlns:w15="http://schemas.microsoft.com/office/word/2012/wordml" xmlns:w16cex="http://schemas.microsoft.com/office/word/2018/wordml/cex" xmlns:w16cid="http://schemas.microsoft.com/office/word/2016/wordml/cid" xmlns:w16="http://schemas.microsoft.com/office/word/2018/wordml" xmlns:w16sdtdh="http://schemas.microsoft.com/office/word/2020/wordml/sdtdatahash" xmlns:w16se="http://schemas.microsoft.com/office/word/2015/wordml/symex" xmlns:wpg="http://schemas.microsoft.com/office/word/2010/wordprocessingGroup" xmlns:wpi="http://schemas.microsoft.com/office/word/2010/wordprocessingInk" xmlns:wne="http://schemas.microsoft.com/office/word/2006/wordml" xmlns:wps="http://schemas.microsoft.com/office/word/2010/wordprocessingShape" mc:Ignorable="w14 w15 w16se w16cid w16 w16cex w16sdtdh wp14">
+<w:footnotes xmlns:wpc="http://schemas.microsoft.com/office/word/2010/wordprocessingCanvas" xmlns:cx="http://schemas.microsoft.com/office/drawing/2014/chartex" xmlns:cx1="http://schemas.microsoft.com/office/drawing/2015/9/8/chartex" xmlns:cx2="http://schemas.microsoft.com/office/drawing/2015/10/21/chartex" xmlns:cx3="http://schemas.microsoft.com/office/drawing/2016/5/9/chartex" xmlns:cx4="http://schemas.microsoft.com/office/drawing/2016/5/10/chartex" xmlns:cx5="http://schemas.microsoft.com/office/drawing/2016/5/11/chartex" xmlns:cx6="http://schemas.microsoft.com/office/drawing/2016/5/12/chartex" xmlns:cx7="http://schemas.microsoft.com/office/drawing/2016/5/13/chartex" xmlns:cx8="http://schemas.microsoft.com/office/drawing/2016/5/14/chartex" xmlns:mc="http://schemas.openxmlformats.org/markup-compatibility/2006" xmlns:aink="http://schemas.microsoft.com/office/drawing/2016/ink" xmlns:am3d="http://schemas.microsoft.com/office/drawing/2017/model3d" xmlns:o="urn:schemas-microsoft-com:office:office" xmlns:r="http://schemas.openxmlformats.org/officeDocument/2006/relationships" xmlns:m="http://schemas.openxmlformats.org/officeDocument/2006/math" xmlns:v="urn:schemas-microsoft-com:vml" xmlns:wp14="http://schemas.microsoft.com/office/word/2010/wordprocessingDrawing" xmlns:wp="http://schemas.openxmlformats.org/drawingml/2006/wordprocessingDrawing" xmlns:w10="urn:schemas-microsoft-com:office:word" xmlns:w="http://schemas.openxmlformats.org/wordprocessingml/2006/main" xmlns:w14="http://schemas.microsoft.com/office/word/2010/wordml" xmlns:w15="http://schemas.microsoft.com/office/word/2012/wordml" xmlns:w16cex="http://schemas.microsoft.com/office/word/2018/wordml/cex" xmlns:w16cid="http://schemas.microsoft.com/office/word/2016/wordml/cid" xmlns:w16="http://schemas.microsoft.com/office/word/2018/wordml" xmlns:w16se="http://schemas.microsoft.com/office/word/2015/wordml/symex" xmlns:wpg="http://schemas.microsoft.com/office/word/2010/wordprocessingGroup" xmlns:wpi="http://schemas.microsoft.com/office/word/2010/wordprocessingInk" xmlns:wne="http://schemas.microsoft.com/office/word/2006/wordml" xmlns:wps="http://schemas.microsoft.com/office/word/2010/wordprocessingShape" mc:Ignorable="w14 w15 w16se w16cid w16 w16cex wp14">
   <w:footnote w:type="separator" w:id="-1">
     <w:p>
       <w:pPr>
@@ -2133,7 +2197,7 @@
 </file>
 
 <file path=word/header1.xml><?xml version="1.0" encoding="utf-8"?>
-<w:hdr xmlns:wpc="http://schemas.microsoft.com/office/word/2010/wordprocessingCanvas" xmlns:cx="http://schemas.microsoft.com/office/drawing/2014/chartex" xmlns:cx1="http://schemas.microsoft.com/office/drawing/2015/9/8/chartex" xmlns:cx2="http://schemas.microsoft.com/office/drawing/2015/10/21/chartex" xmlns:cx3="http://schemas.microsoft.com/office/drawing/2016/5/9/chartex" xmlns:cx4="http://schemas.microsoft.com/office/drawing/2016/5/10/chartex" xmlns:cx5="http://schemas.microsoft.com/office/drawing/2016/5/11/chartex" xmlns:cx6="http://schemas.microsoft.com/office/drawing/2016/5/12/chartex" xmlns:cx7="http://schemas.microsoft.com/office/drawing/2016/5/13/chartex" xmlns:cx8="http://schemas.microsoft.com/office/drawing/2016/5/14/chartex" xmlns:mc="http://schemas.openxmlformats.org/markup-compatibility/2006" xmlns:aink="http://schemas.microsoft.com/office/drawing/2016/ink" xmlns:am3d="http://schemas.microsoft.com/office/drawing/2017/model3d" xmlns:o="urn:schemas-microsoft-com:office:office" xmlns:r="http://schemas.openxmlformats.org/officeDocument/2006/relationships" xmlns:m="http://schemas.openxmlformats.org/officeDocument/2006/math" xmlns:v="urn:schemas-microsoft-com:vml" xmlns:wp14="http://schemas.microsoft.com/office/word/2010/wordprocessingDrawing" xmlns:wp="http://schemas.openxmlformats.org/drawingml/2006/wordprocessingDrawing" xmlns:w10="urn:schemas-microsoft-com:office:word" xmlns:w="http://schemas.openxmlformats.org/wordprocessingml/2006/main" xmlns:w14="http://schemas.microsoft.com/office/word/2010/wordml" xmlns:w15="http://schemas.microsoft.com/office/word/2012/wordml" xmlns:w16cex="http://schemas.microsoft.com/office/word/2018/wordml/cex" xmlns:w16cid="http://schemas.microsoft.com/office/word/2016/wordml/cid" xmlns:w16="http://schemas.microsoft.com/office/word/2018/wordml" xmlns:w16sdtdh="http://schemas.microsoft.com/office/word/2020/wordml/sdtdatahash" xmlns:w16se="http://schemas.microsoft.com/office/word/2015/wordml/symex" xmlns:wpg="http://schemas.microsoft.com/office/word/2010/wordprocessingGroup" xmlns:wpi="http://schemas.microsoft.com/office/word/2010/wordprocessingInk" xmlns:wne="http://schemas.microsoft.com/office/word/2006/wordml" xmlns:wps="http://schemas.microsoft.com/office/word/2010/wordprocessingShape" mc:Ignorable="w14 w15 w16se w16cid w16 w16cex w16sdtdh wp14">
+<w:hdr xmlns:wpc="http://schemas.microsoft.com/office/word/2010/wordprocessingCanvas" xmlns:cx="http://schemas.microsoft.com/office/drawing/2014/chartex" xmlns:cx1="http://schemas.microsoft.com/office/drawing/2015/9/8/chartex" xmlns:cx2="http://schemas.microsoft.com/office/drawing/2015/10/21/chartex" xmlns:cx3="http://schemas.microsoft.com/office/drawing/2016/5/9/chartex" xmlns:cx4="http://schemas.microsoft.com/office/drawing/2016/5/10/chartex" xmlns:cx5="http://schemas.microsoft.com/office/drawing/2016/5/11/chartex" xmlns:cx6="http://schemas.microsoft.com/office/drawing/2016/5/12/chartex" xmlns:cx7="http://schemas.microsoft.com/office/drawing/2016/5/13/chartex" xmlns:cx8="http://schemas.microsoft.com/office/drawing/2016/5/14/chartex" xmlns:mc="http://schemas.openxmlformats.org/markup-compatibility/2006" xmlns:aink="http://schemas.microsoft.com/office/drawing/2016/ink" xmlns:am3d="http://schemas.microsoft.com/office/drawing/2017/model3d" xmlns:o="urn:schemas-microsoft-com:office:office" xmlns:r="http://schemas.openxmlformats.org/officeDocument/2006/relationships" xmlns:m="http://schemas.openxmlformats.org/officeDocument/2006/math" xmlns:v="urn:schemas-microsoft-com:vml" xmlns:wp14="http://schemas.microsoft.com/office/word/2010/wordprocessingDrawing" xmlns:wp="http://schemas.openxmlformats.org/drawingml/2006/wordprocessingDrawing" xmlns:w10="urn:schemas-microsoft-com:office:word" xmlns:w="http://schemas.openxmlformats.org/wordprocessingml/2006/main" xmlns:w14="http://schemas.microsoft.com/office/word/2010/wordml" xmlns:w15="http://schemas.microsoft.com/office/word/2012/wordml" xmlns:w16cex="http://schemas.microsoft.com/office/word/2018/wordml/cex" xmlns:w16cid="http://schemas.microsoft.com/office/word/2016/wordml/cid" xmlns:w16="http://schemas.microsoft.com/office/word/2018/wordml" xmlns:w16se="http://schemas.microsoft.com/office/word/2015/wordml/symex" xmlns:wpg="http://schemas.microsoft.com/office/word/2010/wordprocessingGroup" xmlns:wpi="http://schemas.microsoft.com/office/word/2010/wordprocessingInk" xmlns:wne="http://schemas.microsoft.com/office/word/2006/wordml" xmlns:wps="http://schemas.microsoft.com/office/word/2010/wordprocessingShape" mc:Ignorable="w14 w15 w16se w16cid w16 w16cex wp14">
   <w:p>
     <w:pPr>
       <w:pStyle w:val="Header"/>
@@ -2164,7 +2228,7 @@
 </file>
 
 <file path=word/header2.xml><?xml version="1.0" encoding="utf-8"?>
-<w:hdr xmlns:wpc="http://schemas.microsoft.com/office/word/2010/wordprocessingCanvas" xmlns:cx="http://schemas.microsoft.com/office/drawing/2014/chartex" xmlns:cx1="http://schemas.microsoft.com/office/drawing/2015/9/8/chartex" xmlns:cx2="http://schemas.microsoft.com/office/drawing/2015/10/21/chartex" xmlns:cx3="http://schemas.microsoft.com/office/drawing/2016/5/9/chartex" xmlns:cx4="http://schemas.microsoft.com/office/drawing/2016/5/10/chartex" xmlns:cx5="http://schemas.microsoft.com/office/drawing/2016/5/11/chartex" xmlns:cx6="http://schemas.microsoft.com/office/drawing/2016/5/12/chartex" xmlns:cx7="http://schemas.microsoft.com/office/drawing/2016/5/13/chartex" xmlns:cx8="http://schemas.microsoft.com/office/drawing/2016/5/14/chartex" xmlns:mc="http://schemas.openxmlformats.org/markup-compatibility/2006" xmlns:aink="http://schemas.microsoft.com/office/drawing/2016/ink" xmlns:am3d="http://schemas.microsoft.com/office/drawing/2017/model3d" xmlns:o="urn:schemas-microsoft-com:office:office" xmlns:r="http://schemas.openxmlformats.org/officeDocument/2006/relationships" xmlns:m="http://schemas.openxmlformats.org/officeDocument/2006/math" xmlns:v="urn:schemas-microsoft-com:vml" xmlns:wp14="http://schemas.microsoft.com/office/word/2010/wordprocessingDrawing" xmlns:wp="http://schemas.openxmlformats.org/drawingml/2006/wordprocessingDrawing" xmlns:w10="urn:schemas-microsoft-com:office:word" xmlns:w="http://schemas.openxmlformats.org/wordprocessingml/2006/main" xmlns:w14="http://schemas.microsoft.com/office/word/2010/wordml" xmlns:w15="http://schemas.microsoft.com/office/word/2012/wordml" xmlns:w16cex="http://schemas.microsoft.com/office/word/2018/wordml/cex" xmlns:w16cid="http://schemas.microsoft.com/office/word/2016/wordml/cid" xmlns:w16="http://schemas.microsoft.com/office/word/2018/wordml" xmlns:w16sdtdh="http://schemas.microsoft.com/office/word/2020/wordml/sdtdatahash" xmlns:w16se="http://schemas.microsoft.com/office/word/2015/wordml/symex" xmlns:wpg="http://schemas.microsoft.com/office/word/2010/wordprocessingGroup" xmlns:wpi="http://schemas.microsoft.com/office/word/2010/wordprocessingInk" xmlns:wne="http://schemas.microsoft.com/office/word/2006/wordml" xmlns:wps="http://schemas.microsoft.com/office/word/2010/wordprocessingShape" mc:Ignorable="w14 w15 w16se w16cid w16 w16cex w16sdtdh wp14">
+<w:hdr xmlns:wpc="http://schemas.microsoft.com/office/word/2010/wordprocessingCanvas" xmlns:cx="http://schemas.microsoft.com/office/drawing/2014/chartex" xmlns:cx1="http://schemas.microsoft.com/office/drawing/2015/9/8/chartex" xmlns:cx2="http://schemas.microsoft.com/office/drawing/2015/10/21/chartex" xmlns:cx3="http://schemas.microsoft.com/office/drawing/2016/5/9/chartex" xmlns:cx4="http://schemas.microsoft.com/office/drawing/2016/5/10/chartex" xmlns:cx5="http://schemas.microsoft.com/office/drawing/2016/5/11/chartex" xmlns:cx6="http://schemas.microsoft.com/office/drawing/2016/5/12/chartex" xmlns:cx7="http://schemas.microsoft.com/office/drawing/2016/5/13/chartex" xmlns:cx8="http://schemas.microsoft.com/office/drawing/2016/5/14/chartex" xmlns:mc="http://schemas.openxmlformats.org/markup-compatibility/2006" xmlns:aink="http://schemas.microsoft.com/office/drawing/2016/ink" xmlns:am3d="http://schemas.microsoft.com/office/drawing/2017/model3d" xmlns:o="urn:schemas-microsoft-com:office:office" xmlns:r="http://schemas.openxmlformats.org/officeDocument/2006/relationships" xmlns:m="http://schemas.openxmlformats.org/officeDocument/2006/math" xmlns:v="urn:schemas-microsoft-com:vml" xmlns:wp14="http://schemas.microsoft.com/office/word/2010/wordprocessingDrawing" xmlns:wp="http://schemas.openxmlformats.org/drawingml/2006/wordprocessingDrawing" xmlns:w10="urn:schemas-microsoft-com:office:word" xmlns:w="http://schemas.openxmlformats.org/wordprocessingml/2006/main" xmlns:w14="http://schemas.microsoft.com/office/word/2010/wordml" xmlns:w15="http://schemas.microsoft.com/office/word/2012/wordml" xmlns:w16cex="http://schemas.microsoft.com/office/word/2018/wordml/cex" xmlns:w16cid="http://schemas.microsoft.com/office/word/2016/wordml/cid" xmlns:w16="http://schemas.microsoft.com/office/word/2018/wordml" xmlns:w16se="http://schemas.microsoft.com/office/word/2015/wordml/symex" xmlns:wpg="http://schemas.microsoft.com/office/word/2010/wordprocessingGroup" xmlns:wpi="http://schemas.microsoft.com/office/word/2010/wordprocessingInk" xmlns:wne="http://schemas.microsoft.com/office/word/2006/wordml" xmlns:wps="http://schemas.microsoft.com/office/word/2010/wordprocessingShape" mc:Ignorable="w14 w15 w16se w16cid w16 w16cex wp14">
   <w:p>
     <w:pPr>
       <w:pStyle w:val="Header"/>
@@ -2231,7 +2295,7 @@
 </file>
 
 <file path=word/numbering.xml><?xml version="1.0" encoding="utf-8"?>
-<w:numbering xmlns:wpc="http://schemas.microsoft.com/office/word/2010/wordprocessingCanvas" xmlns:cx="http://schemas.microsoft.com/office/drawing/2014/chartex" xmlns:cx1="http://schemas.microsoft.com/office/drawing/2015/9/8/chartex" xmlns:cx2="http://schemas.microsoft.com/office/drawing/2015/10/21/chartex" xmlns:cx3="http://schemas.microsoft.com/office/drawing/2016/5/9/chartex" xmlns:cx4="http://schemas.microsoft.com/office/drawing/2016/5/10/chartex" xmlns:cx5="http://schemas.microsoft.com/office/drawing/2016/5/11/chartex" xmlns:cx6="http://schemas.microsoft.com/office/drawing/2016/5/12/chartex" xmlns:cx7="http://schemas.microsoft.com/office/drawing/2016/5/13/chartex" xmlns:cx8="http://schemas.microsoft.com/office/drawing/2016/5/14/chartex" xmlns:mc="http://schemas.openxmlformats.org/markup-compatibility/2006" xmlns:aink="http://schemas.microsoft.com/office/drawing/2016/ink" xmlns:am3d="http://schemas.microsoft.com/office/drawing/2017/model3d" xmlns:o="urn:schemas-microsoft-com:office:office" xmlns:r="http://schemas.openxmlformats.org/officeDocument/2006/relationships" xmlns:m="http://schemas.openxmlformats.org/officeDocument/2006/math" xmlns:v="urn:schemas-microsoft-com:vml" xmlns:wp14="http://schemas.microsoft.com/office/word/2010/wordprocessingDrawing" xmlns:wp="http://schemas.openxmlformats.org/drawingml/2006/wordprocessingDrawing" xmlns:w10="urn:schemas-microsoft-com:office:word" xmlns:w="http://schemas.openxmlformats.org/wordprocessingml/2006/main" xmlns:w14="http://schemas.microsoft.com/office/word/2010/wordml" xmlns:w15="http://schemas.microsoft.com/office/word/2012/wordml" xmlns:w16cex="http://schemas.microsoft.com/office/word/2018/wordml/cex" xmlns:w16cid="http://schemas.microsoft.com/office/word/2016/wordml/cid" xmlns:w16="http://schemas.microsoft.com/office/word/2018/wordml" xmlns:w16sdtdh="http://schemas.microsoft.com/office/word/2020/wordml/sdtdatahash" xmlns:w16se="http://schemas.microsoft.com/office/word/2015/wordml/symex" xmlns:wpg="http://schemas.microsoft.com/office/word/2010/wordprocessingGroup" xmlns:wpi="http://schemas.microsoft.com/office/word/2010/wordprocessingInk" xmlns:wne="http://schemas.microsoft.com/office/word/2006/wordml" xmlns:wps="http://schemas.microsoft.com/office/word/2010/wordprocessingShape" mc:Ignorable="w14 w15 w16se w16cid w16 w16cex w16sdtdh wp14">
+<w:numbering xmlns:wpc="http://schemas.microsoft.com/office/word/2010/wordprocessingCanvas" xmlns:cx="http://schemas.microsoft.com/office/drawing/2014/chartex" xmlns:cx1="http://schemas.microsoft.com/office/drawing/2015/9/8/chartex" xmlns:cx2="http://schemas.microsoft.com/office/drawing/2015/10/21/chartex" xmlns:cx3="http://schemas.microsoft.com/office/drawing/2016/5/9/chartex" xmlns:cx4="http://schemas.microsoft.com/office/drawing/2016/5/10/chartex" xmlns:cx5="http://schemas.microsoft.com/office/drawing/2016/5/11/chartex" xmlns:cx6="http://schemas.microsoft.com/office/drawing/2016/5/12/chartex" xmlns:cx7="http://schemas.microsoft.com/office/drawing/2016/5/13/chartex" xmlns:cx8="http://schemas.microsoft.com/office/drawing/2016/5/14/chartex" xmlns:mc="http://schemas.openxmlformats.org/markup-compatibility/2006" xmlns:aink="http://schemas.microsoft.com/office/drawing/2016/ink" xmlns:am3d="http://schemas.microsoft.com/office/drawing/2017/model3d" xmlns:o="urn:schemas-microsoft-com:office:office" xmlns:r="http://schemas.openxmlformats.org/officeDocument/2006/relationships" xmlns:m="http://schemas.openxmlformats.org/officeDocument/2006/math" xmlns:v="urn:schemas-microsoft-com:vml" xmlns:wp14="http://schemas.microsoft.com/office/word/2010/wordprocessingDrawing" xmlns:wp="http://schemas.openxmlformats.org/drawingml/2006/wordprocessingDrawing" xmlns:w10="urn:schemas-microsoft-com:office:word" xmlns:w="http://schemas.openxmlformats.org/wordprocessingml/2006/main" xmlns:w14="http://schemas.microsoft.com/office/word/2010/wordml" xmlns:w15="http://schemas.microsoft.com/office/word/2012/wordml" xmlns:w16cex="http://schemas.microsoft.com/office/word/2018/wordml/cex" xmlns:w16cid="http://schemas.microsoft.com/office/word/2016/wordml/cid" xmlns:w16="http://schemas.microsoft.com/office/word/2018/wordml" xmlns:w16se="http://schemas.microsoft.com/office/word/2015/wordml/symex" xmlns:wpg="http://schemas.microsoft.com/office/word/2010/wordprocessingGroup" xmlns:wpi="http://schemas.microsoft.com/office/word/2010/wordprocessingInk" xmlns:wne="http://schemas.microsoft.com/office/word/2006/wordml" xmlns:wps="http://schemas.microsoft.com/office/word/2010/wordprocessingShape" mc:Ignorable="w14 w15 w16se w16cid w16 w16cex wp14">
   <w:abstractNum w:abstractNumId="0" w15:restartNumberingAfterBreak="0">
     <w:nsid w:val="00000001"/>
     <w:multiLevelType w:val="multilevel"/>
@@ -2239,6 +2303,7 @@
     <w:lvl w:ilvl="0">
       <w:start w:val="1"/>
       <w:numFmt w:val="none"/>
+      <w:pStyle w:val="Heading1"/>
       <w:suff w:val="nothing"/>
       <w:lvlText w:val=""/>
       <w:lvlJc w:val="left"/>
@@ -2252,6 +2317,7 @@
     <w:lvl w:ilvl="1">
       <w:start w:val="1"/>
       <w:numFmt w:val="none"/>
+      <w:pStyle w:val="Heading2"/>
       <w:suff w:val="nothing"/>
       <w:lvlText w:val=""/>
       <w:lvlJc w:val="left"/>
@@ -2265,6 +2331,7 @@
     <w:lvl w:ilvl="2">
       <w:start w:val="1"/>
       <w:numFmt w:val="none"/>
+      <w:pStyle w:val="Heading3"/>
       <w:suff w:val="nothing"/>
       <w:lvlText w:val=""/>
       <w:lvlJc w:val="left"/>
@@ -2278,6 +2345,7 @@
     <w:lvl w:ilvl="3">
       <w:start w:val="1"/>
       <w:numFmt w:val="none"/>
+      <w:pStyle w:val="Heading4"/>
       <w:suff w:val="nothing"/>
       <w:lvlText w:val=""/>
       <w:lvlJc w:val="left"/>
@@ -2291,6 +2359,7 @@
     <w:lvl w:ilvl="4">
       <w:start w:val="1"/>
       <w:numFmt w:val="none"/>
+      <w:pStyle w:val="Heading5"/>
       <w:suff w:val="nothing"/>
       <w:lvlText w:val=""/>
       <w:lvlJc w:val="left"/>
@@ -2304,6 +2373,7 @@
     <w:lvl w:ilvl="5">
       <w:start w:val="1"/>
       <w:numFmt w:val="none"/>
+      <w:pStyle w:val="Heading6"/>
       <w:suff w:val="nothing"/>
       <w:lvlText w:val=""/>
       <w:lvlJc w:val="left"/>
@@ -2661,7 +2731,7 @@
 </file>
 
 <file path=word/styles.xml><?xml version="1.0" encoding="utf-8"?>
-<w:styles xmlns:mc="http://schemas.openxmlformats.org/markup-compatibility/2006" xmlns:r="http://schemas.openxmlformats.org/officeDocument/2006/relationships" xmlns:w="http://schemas.openxmlformats.org/wordprocessingml/2006/main" xmlns:w14="http://schemas.microsoft.com/office/word/2010/wordml" xmlns:w15="http://schemas.microsoft.com/office/word/2012/wordml" xmlns:w16cex="http://schemas.microsoft.com/office/word/2018/wordml/cex" xmlns:w16cid="http://schemas.microsoft.com/office/word/2016/wordml/cid" xmlns:w16="http://schemas.microsoft.com/office/word/2018/wordml" xmlns:w16sdtdh="http://schemas.microsoft.com/office/word/2020/wordml/sdtdatahash" xmlns:w16se="http://schemas.microsoft.com/office/word/2015/wordml/symex" mc:Ignorable="w14 w15 w16se w16cid w16 w16cex w16sdtdh">
+<w:styles xmlns:mc="http://schemas.openxmlformats.org/markup-compatibility/2006" xmlns:r="http://schemas.openxmlformats.org/officeDocument/2006/relationships" xmlns:w="http://schemas.openxmlformats.org/wordprocessingml/2006/main" xmlns:w14="http://schemas.microsoft.com/office/word/2010/wordml" xmlns:w15="http://schemas.microsoft.com/office/word/2012/wordml" xmlns:w16cex="http://schemas.microsoft.com/office/word/2018/wordml/cex" xmlns:w16cid="http://schemas.microsoft.com/office/word/2016/wordml/cid" xmlns:w16="http://schemas.microsoft.com/office/word/2018/wordml" xmlns:w16se="http://schemas.microsoft.com/office/word/2015/wordml/symex" mc:Ignorable="w14 w15 w16se w16cid w16 w16cex">
   <w:docDefaults>
     <w:rPrDefault>
       <w:rPr>
@@ -3374,16 +3444,13 @@
   <w:style w:type="character" w:customStyle="1" w:styleId="WW8Num7z8">
     <w:name w:val="WW8Num7z8"/>
   </w:style>
-  <w:style w:type="character" w:styleId="DefaultParagraphFont0">
-    <w:name w:val="Default Paragraph Font"/>
-  </w:style>
   <w:style w:type="character" w:customStyle="1" w:styleId="HeaderChar">
     <w:name w:val="Header Char"/>
-    <w:basedOn w:val="DefaultParagraphFont0"/>
+    <w:basedOn w:val="DefaultParagraphFont"/>
   </w:style>
   <w:style w:type="character" w:customStyle="1" w:styleId="FooterChar">
     <w:name w:val="Footer Char"/>
-    <w:basedOn w:val="DefaultParagraphFont0"/>
+    <w:basedOn w:val="DefaultParagraphFont"/>
   </w:style>
   <w:style w:type="character" w:customStyle="1" w:styleId="BalloonTextChar">
     <w:name w:val="Balloon Text Char"/>
@@ -4472,19 +4539,19 @@
   </w:style>
   <w:style w:type="character" w:customStyle="1" w:styleId="pl-k">
     <w:name w:val="pl-k"/>
-    <w:basedOn w:val="DefaultParagraphFont0"/>
+    <w:basedOn w:val="DefaultParagraphFont"/>
   </w:style>
   <w:style w:type="character" w:customStyle="1" w:styleId="pl-c1">
     <w:name w:val="pl-c1"/>
-    <w:basedOn w:val="DefaultParagraphFont0"/>
+    <w:basedOn w:val="DefaultParagraphFont"/>
   </w:style>
   <w:style w:type="character" w:customStyle="1" w:styleId="pl-smi">
     <w:name w:val="pl-smi"/>
-    <w:basedOn w:val="DefaultParagraphFont0"/>
+    <w:basedOn w:val="DefaultParagraphFont"/>
   </w:style>
   <w:style w:type="character" w:customStyle="1" w:styleId="pl-en">
     <w:name w:val="pl-en"/>
-    <w:basedOn w:val="DefaultParagraphFont0"/>
+    <w:basedOn w:val="DefaultParagraphFont"/>
   </w:style>
   <w:style w:type="character" w:customStyle="1" w:styleId="ListLabel178">
     <w:name w:val="ListLabel 178"/>
@@ -7230,8 +7297,8 @@
       <w:rFonts w:cs="Lohit Devanagari"/>
     </w:rPr>
   </w:style>
-  <w:style w:type="paragraph" w:customStyle="1" w:styleId="caption0">
-    <w:name w:val="caption"/>
+  <w:style w:type="paragraph" w:customStyle="1" w:styleId="Caption1">
+    <w:name w:val="Caption1"/>
     <w:basedOn w:val="Normal"/>
     <w:pPr>
       <w:suppressLineNumbers/>
